--- a/docs/weekly-reports/Week 3/Paper_Annotation_Worksheet.docx
+++ b/docs/weekly-reports/Week 3/Paper_Annotation_Worksheet.docx
@@ -48,7 +48,7 @@
           <w:sz w:val="18"/>
           <w:szCs w:val="18"/>
         </w:rPr>
-        <w:t xml:space="preserve">Team 21 · 2320090050 N V V S S Jayakanth Kamisetti · 2320090009 Bodupally Narendar · Supervisor: M Parameswar</w:t>
+        <w:t>Team 21 · 2320090050 N V V S S Jayakanth Kamisetti · 2320090009 Boddupally Narendar · Supervisor: M Parameswar</w:t>
       </w:r>
     </w:p>
     <w:p>

--- a/docs/weekly-reports/Week 3/Paper_Annotation_Worksheet.docx
+++ b/docs/weekly-reports/Week 3/Paper_Annotation_Worksheet.docx
@@ -48,7 +48,7 @@
           <w:sz w:val="18"/>
           <w:szCs w:val="18"/>
         </w:rPr>
-        <w:t>Team 21 · 2320090050 N V V S S Jayakanth Kamisetti · 2320090009 Boddupally Narendar · Supervisor: M Parameswar</w:t>
+        <w:t>Team 21 · 2320090050 N V V S S Jayakanth Kamisetti · 2320090009 Boddupally Narendar · 2320090018 M Praneeth Reddy · Supervisor: M Parameswar</w:t>
       </w:r>
     </w:p>
     <w:p>
